--- a/documents/dynamic-documents/Intrinsic Structure, Extrinsic Forcing, and Causal Attribution in Dynamical Systems.docx
+++ b/documents/dynamic-documents/Intrinsic Structure, Extrinsic Forcing, and Causal Attribution in Dynamical Systems.docx
@@ -467,9 +467,6 @@
             <m:t>,</m:t>
           </m:r>
           <m:r>
-            <w:rPr>
-              <w:i/>
-            </w:rPr>
             <w:br/>
           </m:r>
         </m:oMath>
@@ -632,9 +629,6 @@
             <m:t>[u]+S(x,t),</m:t>
           </m:r>
           <m:r>
-            <w:rPr>
-              <w:i/>
-            </w:rPr>
             <w:br/>
           </m:r>
         </m:oMath>
@@ -1220,35 +1214,23 @@
         <w:rPr>
           <w:highlight w:val="yellow"/>
         </w:rPr>
-        <w:t>“</w:t>
-      </w:r>
+        <w:t>“This work does not introduce new physical laws; rather, it systematizes a structural pattern implicit in many existing laws and uses that pattern to clarify how intrinsic and extrinsic factors interact in dynamical systems, and what that interaction implies for causal attribution.</w:t>
+      </w:r>
+    </w:p>
+    <w:p>
+      <w:proofErr w:type="gramStart"/>
       <w:r>
         <w:rPr>
           <w:highlight w:val="yellow"/>
         </w:rPr>
-        <w:t>This work does not introduce new physical laws; rather, it systematizes a structural pattern implicit in many existing laws and uses that pattern to clarify how intrinsic and extrinsic factors interact in dynamical systems, and what that interaction implies for causal attribution.</w:t>
-      </w:r>
-    </w:p>
-    <w:p>
-      <w:proofErr w:type="gramStart"/>
+        <w:t>In particular, whenever</w:t>
+      </w:r>
+      <w:proofErr w:type="gramEnd"/>
       <w:r>
         <w:rPr>
           <w:highlight w:val="yellow"/>
         </w:rPr>
-        <w:t>In particular, whenever</w:t>
-      </w:r>
-      <w:proofErr w:type="gramEnd"/>
-      <w:r>
-        <w:rPr>
-          <w:highlight w:val="yellow"/>
-        </w:rPr>
-        <w:t xml:space="preserve"> observable behavior arises from a product of intrinsic response and extrinsic drive, the same behavioral outcome can be generated by multiple combinations of these factors. As a result, behavior alone cannot, in general, resolve how much should be attributed to intrinsic structure versus extrinsic forcing without additional constraints or measurements. By making this product structure explicit, the present framework seeks to clarify both the power and the limits of causal claims in such systems.</w:t>
-      </w:r>
-      <w:r>
-        <w:rPr>
-          <w:highlight w:val="yellow"/>
-        </w:rPr>
-        <w:t>”</w:t>
+        <w:t xml:space="preserve"> observable behavior arises from a product of intrinsic response and extrinsic drive, the same behavioral outcome can be generated by multiple combinations of these factors. As a result, behavior alone cannot, in general, resolve how much should be attributed to intrinsic structure versus extrinsic forcing without additional constraints or measurements. By making this product structure explicit, the present framework seeks to clarify both the power and the limits of causal claims in such systems.”</w:t>
       </w:r>
     </w:p>
     <w:p>
@@ -1393,24 +1375,11 @@
           <w:rFonts w:eastAsiaTheme="minorEastAsia"/>
         </w:rPr>
       </w:pPr>
-    </w:p>
-    <w:p>
-      <w:pPr>
-        <w:rPr>
-          <w:rFonts w:eastAsiaTheme="minorEastAsia"/>
-        </w:rPr>
-      </w:pPr>
-    </w:p>
-    <w:p>
-      <w:pPr>
-        <w:rPr>
-          <w:rFonts w:eastAsiaTheme="minorEastAsia"/>
-        </w:rPr>
-      </w:pPr>
-      <w:r>
-        <w:rPr>
-          <w:rFonts w:eastAsiaTheme="minorEastAsia"/>
-        </w:rPr>
+      <w:r>
+        <w:rPr>
+          <w:rFonts w:eastAsiaTheme="minorEastAsia"/>
+        </w:rPr>
+        <w:lastRenderedPageBreak/>
         <w:t>Start with a forced mass-spring-damper system:</w:t>
       </w:r>
     </w:p>
@@ -1547,21 +1516,7 @@
         <w:rPr>
           <w:rFonts w:eastAsiaTheme="minorEastAsia"/>
         </w:rPr>
-        <w:t xml:space="preserve"> are in</w:t>
-      </w:r>
-      <w:proofErr w:type="spellStart"/>
-      <w:r>
-        <w:rPr>
-          <w:rFonts w:eastAsiaTheme="minorEastAsia"/>
-        </w:rPr>
-        <w:t>trinsic</w:t>
-      </w:r>
-      <w:proofErr w:type="spellEnd"/>
-      <w:r>
-        <w:rPr>
-          <w:rFonts w:eastAsiaTheme="minorEastAsia"/>
-        </w:rPr>
-        <w:t xml:space="preserve"> parameters of the system (mass, damping, and stiffness), and </w:t>
+        <w:t xml:space="preserve"> are intrinsic parameters of the system (mass, damping, and stiffness), and </w:t>
       </w:r>
       <m:oMath>
         <m:r>
@@ -1629,13 +1584,7 @@
             <w:rPr>
               <w:rFonts w:ascii="Cambria Math" w:eastAsiaTheme="minorEastAsia" w:hAnsi="Cambria Math"/>
             </w:rPr>
-            <m:t>=x;</m:t>
-          </m:r>
-          <m:r>
-            <w:rPr>
-              <w:rFonts w:ascii="Cambria Math" w:eastAsiaTheme="minorEastAsia" w:hAnsi="Cambria Math"/>
-            </w:rPr>
-            <m:t xml:space="preserve">     </m:t>
+            <m:t xml:space="preserve">=x;     </m:t>
           </m:r>
           <m:sSub>
             <m:sSubPr>
@@ -1692,19 +1641,7 @@
             <w:rPr>
               <w:rFonts w:ascii="Cambria Math" w:eastAsiaTheme="minorEastAsia" w:hAnsi="Cambria Math"/>
             </w:rPr>
-            <m:t>;</m:t>
-          </m:r>
-          <m:r>
-            <w:rPr>
-              <w:rFonts w:ascii="Cambria Math" w:eastAsiaTheme="minorEastAsia" w:hAnsi="Cambria Math"/>
-            </w:rPr>
-            <m:t xml:space="preserve">     </m:t>
-          </m:r>
-          <m:r>
-            <w:rPr>
-              <w:rFonts w:ascii="Cambria Math" w:eastAsiaTheme="minorEastAsia" w:hAnsi="Cambria Math"/>
-            </w:rPr>
-            <m:t>z=</m:t>
+            <m:t>;     z=</m:t>
           </m:r>
           <m:d>
             <m:dPr>
@@ -2560,31 +2497,7 @@
               <w:rPr>
                 <w:rFonts w:ascii="Cambria Math" w:eastAsiaTheme="minorEastAsia" w:hAnsi="Cambria Math"/>
               </w:rPr>
-              <m:t>m,</m:t>
-            </m:r>
-            <m:r>
-              <w:rPr>
-                <w:rFonts w:ascii="Cambria Math" w:eastAsiaTheme="minorEastAsia" w:hAnsi="Cambria Math"/>
-              </w:rPr>
-              <m:t xml:space="preserve"> </m:t>
-            </m:r>
-            <m:r>
-              <w:rPr>
-                <w:rFonts w:ascii="Cambria Math" w:eastAsiaTheme="minorEastAsia" w:hAnsi="Cambria Math"/>
-              </w:rPr>
-              <m:t>c,</m:t>
-            </m:r>
-            <m:r>
-              <w:rPr>
-                <w:rFonts w:ascii="Cambria Math" w:eastAsiaTheme="minorEastAsia" w:hAnsi="Cambria Math"/>
-              </w:rPr>
-              <m:t xml:space="preserve"> </m:t>
-            </m:r>
-            <m:r>
-              <w:rPr>
-                <w:rFonts w:ascii="Cambria Math" w:eastAsiaTheme="minorEastAsia" w:hAnsi="Cambria Math"/>
-              </w:rPr>
-              <m:t>k</m:t>
+              <m:t>m, c, k</m:t>
             </m:r>
           </m:e>
         </m:d>
@@ -2743,13 +2656,7 @@
             <w:rPr>
               <w:rFonts w:ascii="Cambria Math" w:eastAsiaTheme="minorEastAsia" w:hAnsi="Cambria Math"/>
             </w:rPr>
-            <m:t>=</m:t>
-          </m:r>
-          <m:r>
-            <w:rPr>
-              <w:rFonts w:ascii="Cambria Math" w:eastAsiaTheme="minorEastAsia" w:hAnsi="Cambria Math"/>
-            </w:rPr>
-            <m:t>f</m:t>
+            <m:t>=f</m:t>
           </m:r>
           <m:d>
             <m:dPr>
@@ -3049,13 +2956,7 @@
           <w:rPr>
             <w:rFonts w:ascii="Cambria Math" w:eastAsiaTheme="minorEastAsia" w:hAnsi="Cambria Math"/>
           </w:rPr>
-          <m:t>z(t)</m:t>
-        </m:r>
-        <m:r>
-          <w:rPr>
-            <w:rFonts w:ascii="Cambria Math" w:eastAsiaTheme="minorEastAsia" w:hAnsi="Cambria Math"/>
-          </w:rPr>
-          <m:t>∈</m:t>
+          <m:t>z(t)∈</m:t>
         </m:r>
         <m:sSup>
           <m:sSupPr>
@@ -3800,13 +3701,7 @@
             <w:rPr>
               <w:rFonts w:ascii="Cambria Math" w:eastAsiaTheme="minorEastAsia" w:hAnsi="Cambria Math"/>
             </w:rPr>
-            <m:t>+</m:t>
-          </m:r>
-          <m:r>
-            <w:rPr>
-              <w:rFonts w:ascii="Cambria Math" w:eastAsiaTheme="minorEastAsia" w:hAnsi="Cambria Math"/>
-            </w:rPr>
-            <m:t>s</m:t>
+            <m:t>+s</m:t>
           </m:r>
           <m:d>
             <m:dPr>
@@ -3852,6 +3747,7 @@
         <w:rPr>
           <w:rFonts w:eastAsiaTheme="minorEastAsia"/>
         </w:rPr>
+        <w:lastRenderedPageBreak/>
         <w:t xml:space="preserve">To see how this structure scales beyond a single degree of freedom, consider now a chain of </w:t>
       </w:r>
       <m:oMath>
@@ -3859,13 +3755,7 @@
           <w:rPr>
             <w:rFonts w:ascii="Cambria Math" w:eastAsiaTheme="minorEastAsia" w:hAnsi="Cambria Math"/>
           </w:rPr>
-          <m:t>N</m:t>
-        </m:r>
-        <m:r>
-          <w:rPr>
-            <w:rFonts w:ascii="Cambria Math" w:eastAsiaTheme="minorEastAsia" w:hAnsi="Cambria Math"/>
-          </w:rPr>
-          <m:t xml:space="preserve"> </m:t>
+          <m:t xml:space="preserve">N </m:t>
         </m:r>
       </m:oMath>
       <w:r>
@@ -4366,6 +4256,9 @@
             <m:t>.</m:t>
           </m:r>
           <m:r>
+            <m:rPr>
+              <m:sty m:val="p"/>
+            </m:rPr>
             <w:rPr>
               <w:rFonts w:eastAsiaTheme="minorEastAsia"/>
             </w:rPr>
@@ -4605,21 +4498,7 @@
         <w:rPr>
           <w:rFonts w:eastAsiaTheme="minorEastAsia"/>
         </w:rPr>
-        <w:t xml:space="preserve"> zero and i</w:t>
-      </w:r>
-      <w:proofErr w:type="spellStart"/>
-      <w:r>
-        <w:rPr>
-          <w:rFonts w:eastAsiaTheme="minorEastAsia"/>
-        </w:rPr>
-        <w:t>dentity</w:t>
-      </w:r>
-      <w:proofErr w:type="spellEnd"/>
-      <w:r>
-        <w:rPr>
-          <w:rFonts w:eastAsiaTheme="minorEastAsia"/>
-        </w:rPr>
-        <w:t xml:space="preserve"> matrices, </w:t>
+        <w:t xml:space="preserve"> zero and identity matrices, </w:t>
       </w:r>
       <m:oMath>
         <m:r>
@@ -5042,15 +4921,7 @@
           <w:b/>
           <w:bCs/>
         </w:rPr>
-        <w:t>Stiffness</w:t>
-      </w:r>
-      <w:r>
-        <w:rPr>
-          <w:rFonts w:eastAsiaTheme="minorEastAsia"/>
-          <w:b/>
-          <w:bCs/>
-        </w:rPr>
-        <w:t xml:space="preserve"> Matrix </w:t>
+        <w:t xml:space="preserve">Stiffness Matrix </w:t>
       </w:r>
       <m:oMath>
         <m:r>
@@ -5102,21 +4973,7 @@
         <w:rPr>
           <w:rFonts w:eastAsiaTheme="minorEastAsia"/>
         </w:rPr>
-        <w:t>), the stif</w:t>
-      </w:r>
-      <w:proofErr w:type="spellStart"/>
-      <w:r>
-        <w:rPr>
-          <w:rFonts w:eastAsiaTheme="minorEastAsia"/>
-        </w:rPr>
-        <w:t>fness</w:t>
-      </w:r>
-      <w:proofErr w:type="spellEnd"/>
-      <w:r>
-        <w:rPr>
-          <w:rFonts w:eastAsiaTheme="minorEastAsia"/>
-        </w:rPr>
-        <w:t xml:space="preserve"> matrix becomes a “tridiagonal” matrix</w:t>
+        <w:t>), the stiffness matrix becomes a “tridiagonal” matrix</w:t>
       </w:r>
       <w:r>
         <w:rPr>
@@ -5230,7 +5087,6 @@
         <w:rPr>
           <w:rFonts w:eastAsiaTheme="minorEastAsia"/>
         </w:rPr>
-        <w:lastRenderedPageBreak/>
         <w:t xml:space="preserve">Then </w:t>
       </w:r>
       <w:r>
@@ -5303,19 +5159,7 @@
               <w:rPr>
                 <w:rFonts w:ascii="Cambria Math" w:eastAsiaTheme="minorEastAsia" w:hAnsi="Cambria Math"/>
               </w:rPr>
-              <m:t>N</m:t>
-            </m:r>
-            <m:r>
-              <w:rPr>
-                <w:rFonts w:ascii="Cambria Math" w:eastAsiaTheme="minorEastAsia" w:hAnsi="Cambria Math"/>
-              </w:rPr>
-              <m:t>×</m:t>
-            </m:r>
-            <m:r>
-              <w:rPr>
-                <w:rFonts w:ascii="Cambria Math" w:eastAsiaTheme="minorEastAsia" w:hAnsi="Cambria Math"/>
-              </w:rPr>
-              <m:t>N</m:t>
+              <m:t>N×N</m:t>
             </m:r>
           </m:sup>
         </m:sSup>
@@ -5339,6 +5183,7 @@
             <w:rPr>
               <w:rFonts w:ascii="Cambria Math" w:eastAsiaTheme="minorEastAsia" w:hAnsi="Cambria Math"/>
             </w:rPr>
+            <w:lastRenderedPageBreak/>
             <m:t>K=</m:t>
           </m:r>
           <m:d>
@@ -5811,13 +5656,7 @@
                           <w:rPr>
                             <w:rFonts w:ascii="Cambria Math" w:eastAsiaTheme="minorEastAsia" w:hAnsi="Cambria Math"/>
                           </w:rPr>
-                          <m:t>N</m:t>
-                        </m:r>
-                        <m:r>
-                          <w:rPr>
-                            <w:rFonts w:ascii="Cambria Math" w:eastAsiaTheme="minorEastAsia" w:hAnsi="Cambria Math"/>
-                          </w:rPr>
-                          <m:t>-1</m:t>
+                          <m:t>N-1</m:t>
                         </m:r>
                       </m:sub>
                     </m:sSub>
@@ -5876,13 +5715,7 @@
                           <w:rPr>
                             <w:rFonts w:ascii="Cambria Math" w:eastAsiaTheme="minorEastAsia" w:hAnsi="Cambria Math"/>
                           </w:rPr>
-                          <m:t>N</m:t>
-                        </m:r>
-                        <m:r>
-                          <w:rPr>
-                            <w:rFonts w:ascii="Cambria Math" w:eastAsiaTheme="minorEastAsia" w:hAnsi="Cambria Math"/>
-                          </w:rPr>
-                          <m:t>-1</m:t>
+                          <m:t>N-1</m:t>
                         </m:r>
                       </m:sub>
                     </m:sSub>
@@ -5909,13 +5742,7 @@
                           <w:rPr>
                             <w:rFonts w:ascii="Cambria Math" w:eastAsiaTheme="minorEastAsia" w:hAnsi="Cambria Math"/>
                           </w:rPr>
-                          <m:t>N</m:t>
-                        </m:r>
-                        <m:r>
-                          <w:rPr>
-                            <w:rFonts w:ascii="Cambria Math" w:eastAsiaTheme="minorEastAsia" w:hAnsi="Cambria Math"/>
-                          </w:rPr>
-                          <m:t>-1</m:t>
+                          <m:t>N-1</m:t>
                         </m:r>
                       </m:sub>
                     </m:sSub>
@@ -5965,6 +5792,9 @@
             <m:t>.</m:t>
           </m:r>
           <m:r>
+            <m:rPr>
+              <m:sty m:val="p"/>
+            </m:rPr>
             <w:rPr>
               <w:rFonts w:eastAsiaTheme="minorEastAsia"/>
             </w:rPr>
@@ -6088,13 +5918,7 @@
           <w:rPr>
             <w:rFonts w:ascii="Cambria Math" w:eastAsiaTheme="minorEastAsia" w:hAnsi="Cambria Math"/>
           </w:rPr>
-          <m:t>,i=1,…,</m:t>
-        </m:r>
-        <m:r>
-          <w:rPr>
-            <w:rFonts w:ascii="Cambria Math" w:eastAsiaTheme="minorEastAsia" w:hAnsi="Cambria Math"/>
-          </w:rPr>
-          <m:t>N</m:t>
+          <m:t>,i=1,…,N</m:t>
         </m:r>
       </m:oMath>
     </w:p>
@@ -6200,19 +6024,7 @@
           <w:rPr>
             <w:rFonts w:ascii="Cambria Math" w:eastAsiaTheme="minorEastAsia" w:hAnsi="Cambria Math"/>
           </w:rPr>
-          <m:t>,i=1,…,</m:t>
-        </m:r>
-        <m:r>
-          <w:rPr>
-            <w:rFonts w:ascii="Cambria Math" w:eastAsiaTheme="minorEastAsia" w:hAnsi="Cambria Math"/>
-          </w:rPr>
-          <m:t>N</m:t>
-        </m:r>
-        <m:r>
-          <w:rPr>
-            <w:rFonts w:ascii="Cambria Math" w:eastAsiaTheme="minorEastAsia" w:hAnsi="Cambria Math"/>
-          </w:rPr>
-          <m:t>-1</m:t>
+          <m:t>,i=1,…,N-1</m:t>
         </m:r>
       </m:oMath>
     </w:p>
@@ -7010,6 +6822,9 @@
             <m:t>.</m:t>
           </m:r>
           <m:r>
+            <m:rPr>
+              <m:sty m:val="p"/>
+            </m:rPr>
             <w:rPr>
               <w:rFonts w:eastAsiaTheme="minorEastAsia"/>
             </w:rPr>
@@ -7654,7 +7469,6 @@
         <w:rPr>
           <w:rFonts w:eastAsiaTheme="minorEastAsia"/>
         </w:rPr>
-        <w:lastRenderedPageBreak/>
         <w:t>Assume:</w:t>
       </w:r>
     </w:p>
@@ -7672,6 +7486,7 @@
         <w:rPr>
           <w:rFonts w:eastAsiaTheme="minorEastAsia"/>
         </w:rPr>
+        <w:lastRenderedPageBreak/>
         <w:t xml:space="preserve">Identical masses </w:t>
       </w:r>
       <m:oMath>
@@ -8225,7 +8040,6 @@
           <m:r>
             <w:rPr>
               <w:rFonts w:eastAsiaTheme="minorEastAsia"/>
-              <w:i/>
             </w:rPr>
             <w:br/>
           </m:r>
@@ -8618,6 +8432,9 @@
             <m:t>.</m:t>
           </m:r>
           <m:r>
+            <m:rPr>
+              <m:sty m:val="p"/>
+            </m:rPr>
             <w:rPr>
               <w:rFonts w:eastAsiaTheme="minorEastAsia"/>
             </w:rPr>
@@ -8982,6 +8799,9 @@
             <m:t>.</m:t>
           </m:r>
           <m:r>
+            <m:rPr>
+              <m:sty m:val="p"/>
+            </m:rPr>
             <w:rPr>
               <w:rFonts w:eastAsiaTheme="minorEastAsia"/>
             </w:rPr>
@@ -9390,7 +9210,6 @@
           <m:r>
             <w:rPr>
               <w:rFonts w:eastAsiaTheme="minorEastAsia"/>
-              <w:i/>
             </w:rPr>
             <w:br/>
           </m:r>
@@ -9739,6 +9558,9 @@
             <m:t>.</m:t>
           </m:r>
           <m:r>
+            <m:rPr>
+              <m:sty m:val="p"/>
+            </m:rPr>
             <w:rPr>
               <w:rFonts w:eastAsiaTheme="minorEastAsia"/>
             </w:rPr>
@@ -9819,7 +9641,6 @@
         <w:rPr>
           <w:rFonts w:eastAsiaTheme="minorEastAsia"/>
         </w:rPr>
-        <w:lastRenderedPageBreak/>
         <w:t>To pass to a continuum, introduce:</w:t>
       </w:r>
     </w:p>
@@ -9837,6 +9658,7 @@
         <w:rPr>
           <w:rFonts w:eastAsiaTheme="minorEastAsia"/>
         </w:rPr>
+        <w:lastRenderedPageBreak/>
         <w:t xml:space="preserve">A uniform spacing </w:t>
       </w:r>
       <m:oMath>
@@ -10058,6 +9880,9 @@
             <m:t>.</m:t>
           </m:r>
           <m:r>
+            <m:rPr>
+              <m:sty m:val="p"/>
+            </m:rPr>
             <w:rPr>
               <w:rFonts w:eastAsiaTheme="minorEastAsia"/>
             </w:rPr>
@@ -10219,6 +10044,9 @@
             <m:t>.</m:t>
           </m:r>
           <m:r>
+            <m:rPr>
+              <m:sty m:val="p"/>
+            </m:rPr>
             <w:rPr>
               <w:rFonts w:eastAsiaTheme="minorEastAsia"/>
             </w:rPr>
@@ -10321,6 +10149,9 @@
             <m:t>.</m:t>
           </m:r>
           <m:r>
+            <m:rPr>
+              <m:sty m:val="p"/>
+            </m:rPr>
             <w:rPr>
               <w:rFonts w:eastAsiaTheme="minorEastAsia"/>
             </w:rPr>
@@ -10409,6 +10240,9 @@
             <m:t>.</m:t>
           </m:r>
           <m:r>
+            <m:rPr>
+              <m:sty m:val="p"/>
+            </m:rPr>
             <w:rPr>
               <w:rFonts w:eastAsiaTheme="minorEastAsia"/>
             </w:rPr>
@@ -10596,6 +10430,9 @@
             <m:t>.</m:t>
           </m:r>
           <m:r>
+            <m:rPr>
+              <m:sty m:val="p"/>
+            </m:rPr>
             <w:rPr>
               <w:rFonts w:eastAsiaTheme="minorEastAsia"/>
             </w:rPr>
@@ -11099,6 +10936,9 @@
             <m:t>.</m:t>
           </m:r>
           <m:r>
+            <m:rPr>
+              <m:sty m:val="p"/>
+            </m:rPr>
             <w:rPr>
               <w:rFonts w:eastAsiaTheme="minorEastAsia"/>
             </w:rPr>
@@ -11146,7 +10986,6 @@
             <w:rPr>
               <w:rFonts w:ascii="Cambria Math" w:eastAsiaTheme="minorEastAsia" w:hAnsi="Cambria Math"/>
             </w:rPr>
-            <w:lastRenderedPageBreak/>
             <m:t>ρA</m:t>
           </m:r>
           <m:r>
@@ -11652,6 +11491,9 @@
             <m:t>.</m:t>
           </m:r>
           <m:r>
+            <m:rPr>
+              <m:sty m:val="p"/>
+            </m:rPr>
             <w:rPr>
               <w:rFonts w:eastAsiaTheme="minorEastAsia"/>
             </w:rPr>
@@ -11670,6 +11512,7 @@
         <w:rPr>
           <w:rFonts w:eastAsiaTheme="minorEastAsia"/>
         </w:rPr>
+        <w:lastRenderedPageBreak/>
         <w:t>Now the finite difference quotients</w:t>
       </w:r>
     </w:p>
@@ -11819,6 +11662,9 @@
             </m:den>
           </m:f>
           <m:r>
+            <m:rPr>
+              <m:sty m:val="p"/>
+            </m:rPr>
             <w:rPr>
               <w:rFonts w:eastAsiaTheme="minorEastAsia"/>
             </w:rPr>
@@ -12066,6 +11912,9 @@
             <m:t>.</m:t>
           </m:r>
           <m:r>
+            <m:rPr>
+              <m:sty m:val="p"/>
+            </m:rPr>
             <w:rPr>
               <w:rFonts w:eastAsiaTheme="minorEastAsia"/>
             </w:rPr>
@@ -12346,7 +12195,6 @@
           <m:r>
             <w:rPr>
               <w:rFonts w:eastAsiaTheme="minorEastAsia"/>
-              <w:i/>
             </w:rPr>
             <w:br/>
           </m:r>
@@ -13110,6 +12958,9 @@
             <m:t>.</m:t>
           </m:r>
           <m:r>
+            <m:rPr>
+              <m:sty m:val="p"/>
+            </m:rPr>
             <w:rPr>
               <w:rFonts w:eastAsiaTheme="minorEastAsia"/>
             </w:rPr>
@@ -13289,6 +13140,9 @@
             <m:t>.</m:t>
           </m:r>
           <m:r>
+            <m:rPr>
+              <m:sty m:val="p"/>
+            </m:rPr>
             <w:rPr>
               <w:rFonts w:eastAsiaTheme="minorEastAsia"/>
             </w:rPr>
@@ -13307,7 +13161,6 @@
         <w:rPr>
           <w:rFonts w:eastAsiaTheme="minorEastAsia"/>
         </w:rPr>
-        <w:lastRenderedPageBreak/>
         <w:t xml:space="preserve">Divide by </w:t>
       </w:r>
       <m:oMath>
@@ -13456,6 +13309,7 @@
         <w:rPr>
           <w:rFonts w:eastAsiaTheme="minorEastAsia"/>
         </w:rPr>
+        <w:lastRenderedPageBreak/>
         <w:t xml:space="preserve">Body-force term </w:t>
       </w:r>
       <m:oMath>
@@ -13655,6 +13509,9 @@
             <m:t>.</m:t>
           </m:r>
           <m:r>
+            <m:rPr>
+              <m:sty m:val="p"/>
+            </m:rPr>
             <w:rPr>
               <w:rFonts w:eastAsiaTheme="minorEastAsia"/>
             </w:rPr>
@@ -13901,7 +13758,6 @@
           <m:r>
             <w:rPr>
               <w:rFonts w:eastAsiaTheme="minorEastAsia"/>
-              <w:i/>
             </w:rPr>
             <w:br/>
           </m:r>
@@ -14274,6 +14130,9 @@
             <m:t>.</m:t>
           </m:r>
           <m:r>
+            <m:rPr>
+              <m:sty m:val="p"/>
+            </m:rPr>
             <w:rPr>
               <w:rFonts w:eastAsiaTheme="minorEastAsia"/>
             </w:rPr>
@@ -14356,7 +14215,6 @@
           <m:r>
             <w:rPr>
               <w:rFonts w:eastAsiaTheme="minorEastAsia"/>
-              <w:i/>
             </w:rPr>
             <w:br/>
           </m:r>
@@ -14763,7 +14621,6 @@
           <m:r>
             <w:rPr>
               <w:rFonts w:eastAsiaTheme="minorEastAsia"/>
-              <w:i/>
             </w:rPr>
             <w:br/>
           </m:r>
@@ -14930,6 +14787,9 @@
             <m:t>.</m:t>
           </m:r>
           <m:r>
+            <m:rPr>
+              <m:sty m:val="p"/>
+            </m:rPr>
             <w:rPr>
               <w:rFonts w:eastAsiaTheme="minorEastAsia"/>
             </w:rPr>
@@ -15066,6 +14926,9 @@
             <m:t>.</m:t>
           </m:r>
           <m:r>
+            <m:rPr>
+              <m:sty m:val="p"/>
+            </m:rPr>
             <w:rPr>
               <w:rFonts w:eastAsiaTheme="minorEastAsia"/>
             </w:rPr>
@@ -15259,13 +15122,7 @@
                 <w:rPr>
                   <w:rFonts w:ascii="Cambria Math" w:eastAsiaTheme="minorEastAsia" w:hAnsi="Cambria Math"/>
                 </w:rPr>
-                <m:t>+</m:t>
-              </m:r>
-              <m:r>
-                <w:rPr>
-                  <w:rFonts w:ascii="Cambria Math" w:eastAsiaTheme="minorEastAsia" w:hAnsi="Cambria Math"/>
-                </w:rPr>
-                <m:t>g</m:t>
+                <m:t>+g</m:t>
               </m:r>
               <m:d>
                 <m:dPr>
@@ -15297,6 +15154,9 @@
             </m:e>
           </m:eqArr>
           <m:r>
+            <m:rPr>
+              <m:sty m:val="p"/>
+            </m:rPr>
             <w:rPr>
               <w:rFonts w:eastAsiaTheme="minorEastAsia"/>
             </w:rPr>
@@ -15709,6 +15569,9 @@
             <m:t>.</m:t>
           </m:r>
           <m:r>
+            <m:rPr>
+              <m:sty m:val="p"/>
+            </m:rPr>
             <w:rPr>
               <w:rFonts w:eastAsiaTheme="minorEastAsia"/>
             </w:rPr>
@@ -15871,7 +15734,6 @@
           <w:rPr>
             <w:rFonts w:ascii="Cambria Math" w:eastAsiaTheme="minorEastAsia" w:hAnsi="Cambria Math"/>
           </w:rPr>
-          <w:lastRenderedPageBreak/>
           <m:t>S(x,t)</m:t>
         </m:r>
       </m:oMath>
@@ -15975,7 +15837,6 @@
           <m:r>
             <w:rPr>
               <w:rFonts w:eastAsiaTheme="minorEastAsia"/>
-              <w:i/>
             </w:rPr>
             <w:br/>
           </m:r>
@@ -16607,6 +16468,9 @@
             <m:t>.</m:t>
           </m:r>
           <m:r>
+            <m:rPr>
+              <m:sty m:val="p"/>
+            </m:rPr>
             <w:rPr>
               <w:rFonts w:eastAsiaTheme="minorEastAsia"/>
             </w:rPr>
@@ -18854,6 +18718,7 @@
   <w:style w:type="character" w:default="1" w:styleId="DefaultParagraphFont">
     <w:name w:val="Default Paragraph Font"/>
     <w:uiPriority w:val="1"/>
+    <w:semiHidden/>
     <w:unhideWhenUsed/>
   </w:style>
   <w:style w:type="table" w:default="1" w:styleId="TableNormal">
